--- a/Templates/промежуточные_особые/продление БД.docx
+++ b/Templates/промежуточные_особые/продление БД.docx
@@ -477,66 +477,52 @@
       <w:pPr>
         <w:pStyle w:val="a3"/>
         <w:tabs>
-          <w:tab w:val="left" w:pos="6395"/>
+          <w:tab w:pos="9643" w:val="right"/>
         </w:tabs>
         <w:spacing w:line="275" w:lineRule="exact"/>
         <w:ind w:left="141"/>
         <w:jc w:val="both"/>
       </w:pPr>
       <w:r>
-        <w:t>«18»</w:t>
+        <w:t>[66]</w:t>
       </w:r>
       <w:r>
         <w:rPr>
           <w:spacing w:val="-9"/>
         </w:rPr>
-        <w:t xml:space="preserve"> </w:t>
-      </w:r>
-      <w:r>
-        <w:t>марта</w:t>
-      </w:r>
+      </w:r>
+      <w:r/>
       <w:r>
         <w:rPr>
           <w:spacing w:val="-3"/>
         </w:rPr>
-        <w:t xml:space="preserve"> </w:t>
-      </w:r>
-      <w:r>
-        <w:t xml:space="preserve">2026 </w:t>
-      </w:r>
+      </w:r>
+      <w:r/>
       <w:r>
         <w:rPr>
           <w:spacing w:val="-4"/>
         </w:rPr>
-        <w:t>года</w:t>
       </w:r>
       <w:r>
         <w:tab/>
-        <w:t>Дело</w:t>
+        <w:t>Дело № [1]</w:t>
       </w:r>
       <w:r>
         <w:rPr>
           <w:spacing w:val="-10"/>
         </w:rPr>
-        <w:t xml:space="preserve"> </w:t>
-      </w:r>
-      <w:r>
-        <w:t>№</w:t>
-      </w:r>
+      </w:r>
+      <w:r/>
       <w:r>
         <w:rPr>
           <w:spacing w:val="2"/>
         </w:rPr>
-        <w:t xml:space="preserve"> </w:t>
-      </w:r>
-      <w:r>
-        <w:t>А53-41727-</w:t>
-      </w:r>
+      </w:r>
+      <w:r/>
       <w:r>
         <w:rPr>
           <w:spacing w:val="-2"/>
         </w:rPr>
-        <w:t>2/2025</w:t>
       </w:r>
     </w:p>
     <w:p>
@@ -580,46 +566,36 @@
         <w:t xml:space="preserve"> </w:t>
       </w:r>
       <w:r>
-        <w:t>в</w:t>
+        <w:t>в составе судьи [415]</w:t>
       </w:r>
       <w:r>
         <w:rPr>
           <w:spacing w:val="-4"/>
         </w:rPr>
-        <w:t xml:space="preserve"> </w:t>
-      </w:r>
-      <w:r>
-        <w:t>составе</w:t>
-      </w:r>
+      </w:r>
+      <w:r/>
       <w:r>
         <w:rPr>
           <w:spacing w:val="-3"/>
         </w:rPr>
-        <w:t xml:space="preserve"> </w:t>
-      </w:r>
-      <w:r>
-        <w:t>судьи</w:t>
-      </w:r>
+      </w:r>
+      <w:r/>
       <w:r>
         <w:rPr>
           <w:spacing w:val="-4"/>
         </w:rPr>
-        <w:t xml:space="preserve"> </w:t>
-      </w:r>
-      <w:r>
-        <w:t>Пановой</w:t>
-      </w:r>
+      </w:r>
+      <w:r/>
       <w:r>
         <w:rPr>
           <w:spacing w:val="-4"/>
         </w:rPr>
-        <w:t xml:space="preserve"> </w:t>
       </w:r>
       <w:r>
         <w:rPr>
           <w:spacing w:val="-2"/>
         </w:rPr>
-        <w:t>К.О.,</w:t>
+        <w:t>,</w:t>
       </w:r>
     </w:p>
     <w:p>
@@ -630,49 +606,30 @@
       </w:pPr>
       <w:proofErr w:type="gramStart"/>
       <w:r>
-        <w:t xml:space="preserve">ознакомившись с заявлением общества с ограниченной ответственностью профессиональной </w:t>
+        <w:t>ознакомившись с заявлением «[989]» (ОГРН [990], ИНН [991], место нахождения: [988])</w:t>
       </w:r>
       <w:proofErr w:type="spellStart"/>
-      <w:r>
-        <w:t>коллекторской</w:t>
-      </w:r>
+      <w:r/>
       <w:proofErr w:type="spellEnd"/>
-      <w:r>
-        <w:t xml:space="preserve"> организации «</w:t>
-      </w:r>
+      <w:r/>
       <w:proofErr w:type="spellStart"/>
-      <w:r>
-        <w:t>Айди</w:t>
-      </w:r>
+      <w:r/>
       <w:proofErr w:type="spellEnd"/>
-      <w:r>
-        <w:t xml:space="preserve"> </w:t>
-      </w:r>
+      <w:r/>
       <w:proofErr w:type="spellStart"/>
-      <w:r>
-        <w:t>Коллект</w:t>
-      </w:r>
+      <w:r/>
       <w:proofErr w:type="spellEnd"/>
-      <w:r>
-        <w:t>»</w:t>
-      </w:r>
+      <w:r/>
       <w:r>
         <w:rPr>
           <w:spacing w:val="-1"/>
         </w:rPr>
-        <w:t xml:space="preserve"> </w:t>
-      </w:r>
-      <w:r>
-        <w:t>(ИНН 7730233723, ОГРН 1177746355225, почтовый адрес 420044, г. Казань, пр.</w:t>
-      </w:r>
+      </w:r>
+      <w:r/>
       <w:proofErr w:type="gramEnd"/>
-      <w:r>
-        <w:t xml:space="preserve"> </w:t>
-      </w:r>
+      <w:r/>
       <w:proofErr w:type="gramStart"/>
-      <w:r>
-        <w:t>Победы, д. 220Б)</w:t>
-      </w:r>
+      <w:r/>
       <w:proofErr w:type="gramEnd"/>
     </w:p>
     <w:p>
@@ -739,26 +696,18 @@
       </w:r>
       <w:proofErr w:type="spellStart"/>
       <w:r>
-        <w:t>Белозоревой</w:t>
+        <w:t>[2.1] ([3] года рождения, место рождения: [3.1], ИНН [4], СНИЛС [5], адрес регистрации: [6])</w:t>
       </w:r>
       <w:proofErr w:type="spellEnd"/>
-      <w:r>
-        <w:t xml:space="preserve"> Виктории Николаевны </w:t>
-      </w:r>
+      <w:r/>
       <w:proofErr w:type="gramStart"/>
-      <w:r>
-        <w:t>(05.06.1991 года рождения, место рождения: гор.</w:t>
-      </w:r>
+      <w:r/>
       <w:proofErr w:type="gramEnd"/>
-      <w:r>
-        <w:t xml:space="preserve"> Свободный-18 Амурской обл., ИНН 282369891741, СНИЛС 150-367-354 47, адрес регистрации: </w:t>
-      </w:r>
+      <w:r/>
       <w:proofErr w:type="gramStart"/>
-      <w:r>
-        <w:t>Ростовская область, г. Ростов-</w:t>
-      </w:r>
-      <w:r>
-        <w:t>на-Дону, ул. Евдокимова, д. 37Б, кв. 67),</w:t>
+      <w:r/>
+      <w:r>
+        <w:t>,</w:t>
       </w:r>
       <w:proofErr w:type="gramEnd"/>
     </w:p>
@@ -774,10 +723,10 @@
         <w:jc w:val="both"/>
       </w:pPr>
       <w:r>
-        <w:t>установил: решением Арбитражного суда Ростовской области от 20.01.2026 должник признан несостоятельным (банкротом), в отношении него введена процедура реализации имущества гражданина. Финансовым управляющим утверж</w:t>
-      </w:r>
-      <w:r>
-        <w:t>ден Сергиенко Иван Геннадьевич.</w:t>
+        <w:t>установил: решением Арбитражного суда Ростовской области от [7] должник признан несостоятельным (банкротом), в отношении него введена процедура реализации имущества гражданина. Финансовым управляющим утвержден [8]</w:t>
+      </w:r>
+      <w:r>
+        <w:t>.</w:t>
       </w:r>
     </w:p>
     <w:p>
@@ -788,7 +737,7 @@
         <w:jc w:val="both"/>
       </w:pPr>
       <w:r>
-        <w:t>Сведения о признании должника банкротом и введении процедуры реализации имущества гражданина опубликованы в газете «Коммерсантъ» №16(8190) от 31.01.2026.</w:t>
+        <w:t>Сведения о признании должника банкротом и введении процедуры реализации имущества гражданина опубликованы в газете «Коммерсантъ» №[67] от [68].</w:t>
       </w:r>
     </w:p>
     <w:p>
@@ -798,36 +747,25 @@
         <w:jc w:val="both"/>
       </w:pPr>
       <w:r>
-        <w:t>04.02.2026 (согласно штампу канцелярии; 04.02.2026 посредством сервиса</w:t>
-      </w:r>
-      <w:r>
-        <w:t xml:space="preserve"> электронной подачи документов «Мой Арбитр») ООО ПКО «</w:t>
+        <w:t>[23] (согласно штампу канцелярии; [24] посредством сервиса</w:t>
+      </w:r>
+      <w:r>
+        <w:t xml:space="preserve"> электронной подачи документов «Мой Арбитр») [989] обратилось</w:t>
       </w:r>
       <w:proofErr w:type="spellStart"/>
-      <w:r>
-        <w:t>Айди</w:t>
-      </w:r>
+      <w:r/>
       <w:proofErr w:type="spellEnd"/>
-      <w:r>
-        <w:t xml:space="preserve"> </w:t>
-      </w:r>
+      <w:r/>
       <w:proofErr w:type="spellStart"/>
-      <w:r>
-        <w:t>Коллект</w:t>
-      </w:r>
+      <w:r/>
       <w:proofErr w:type="spellEnd"/>
-      <w:r>
-        <w:t>»</w:t>
-      </w:r>
+      <w:r/>
       <w:r>
         <w:rPr>
           <w:spacing w:val="-2"/>
         </w:rPr>
-        <w:t xml:space="preserve"> </w:t>
-      </w:r>
-      <w:r>
-        <w:t>обратилось</w:t>
-      </w:r>
+      </w:r>
+      <w:r/>
       <w:r>
         <w:rPr>
           <w:spacing w:val="-1"/>
@@ -849,109 +787,78 @@
         <w:t xml:space="preserve"> </w:t>
       </w:r>
       <w:r>
-        <w:t>по</w:t>
+        <w:t>по кредитному договору № [110] от [100] в размере [12] руб.</w:t>
       </w:r>
       <w:r>
         <w:rPr>
           <w:spacing w:val="-3"/>
         </w:rPr>
-        <w:t xml:space="preserve"> </w:t>
-      </w:r>
-      <w:r>
-        <w:t>кредитному</w:t>
-      </w:r>
+      </w:r>
+      <w:r/>
       <w:r>
         <w:rPr>
           <w:spacing w:val="-2"/>
         </w:rPr>
-        <w:t xml:space="preserve"> </w:t>
-      </w:r>
-      <w:r>
-        <w:t>договору</w:t>
-      </w:r>
+      </w:r>
+      <w:r/>
       <w:r>
         <w:rPr>
           <w:spacing w:val="-7"/>
         </w:rPr>
-        <w:t xml:space="preserve"> </w:t>
-      </w:r>
-      <w:r>
-        <w:t>№</w:t>
-      </w:r>
+      </w:r>
+      <w:r/>
       <w:r>
         <w:rPr>
           <w:spacing w:val="-2"/>
         </w:rPr>
-        <w:t xml:space="preserve"> </w:t>
-      </w:r>
-      <w:r>
-        <w:t>309617</w:t>
-      </w:r>
+      </w:r>
+      <w:r/>
       <w:r>
         <w:rPr>
           <w:spacing w:val="-1"/>
         </w:rPr>
-        <w:t xml:space="preserve"> </w:t>
-      </w:r>
-      <w:r>
-        <w:t>от</w:t>
-      </w:r>
+      </w:r>
+      <w:r/>
       <w:r>
         <w:rPr>
           <w:spacing w:val="-2"/>
         </w:rPr>
-        <w:t xml:space="preserve"> </w:t>
-      </w:r>
-      <w:r>
-        <w:t>07.08.2019</w:t>
-      </w:r>
+      </w:r>
+      <w:r/>
       <w:r>
         <w:rPr>
           <w:spacing w:val="-1"/>
         </w:rPr>
-        <w:t xml:space="preserve"> </w:t>
-      </w:r>
-      <w:r>
-        <w:t>в</w:t>
-      </w:r>
+      </w:r>
+      <w:r/>
       <w:r>
         <w:rPr>
           <w:spacing w:val="-1"/>
         </w:rPr>
-        <w:t xml:space="preserve"> </w:t>
-      </w:r>
-      <w:r>
-        <w:t>размере</w:t>
-      </w:r>
+      </w:r>
+      <w:r/>
       <w:r>
         <w:rPr>
           <w:spacing w:val="-3"/>
         </w:rPr>
-        <w:t xml:space="preserve"> </w:t>
-      </w:r>
-      <w:r>
-        <w:t>337</w:t>
-      </w:r>
+      </w:r>
+      <w:r/>
       <w:r>
         <w:rPr>
           <w:spacing w:val="-2"/>
         </w:rPr>
-        <w:t xml:space="preserve"> </w:t>
-      </w:r>
-      <w:r>
-        <w:t>854,38</w:t>
-      </w:r>
+      </w:r>
+      <w:r/>
       <w:r>
         <w:rPr>
           <w:spacing w:val="-1"/>
         </w:rPr>
-        <w:t xml:space="preserve"> </w:t>
       </w:r>
       <w:r>
         <w:rPr>
           <w:spacing w:val="-2"/>
         </w:rPr>
-        <w:t>руб.,</w:t>
+        <w:t>,</w:t>
       </w:r>
     </w:p>
     <w:p>
@@ -962,7 +869,7 @@
       </w:pPr>
       <w:proofErr w:type="gramStart"/>
       <w:r>
-        <w:t>из них: 238 141,27 руб. – основной долг, 93 205,63 руб. – проценты, 3 560,28 руб. – пени, штрафы, неустойки, 2 947,20 руб. – государственная пошлина.</w:t>
+        <w:t>из них: [13] руб. – основной долг, [14] руб. – проценты, [15] руб. – пени, штрафы, неустойки, [16] руб. – государственная пошлина.</w:t>
       </w:r>
       <w:proofErr w:type="gramEnd"/>
     </w:p>
@@ -973,79 +880,57 @@
         <w:jc w:val="both"/>
       </w:pPr>
       <w:r>
-        <w:t>Определением</w:t>
+        <w:t>Определением от [97] заявление оставлено без движения.</w:t>
       </w:r>
       <w:r>
         <w:rPr>
           <w:spacing w:val="-3"/>
         </w:rPr>
-        <w:t xml:space="preserve"> </w:t>
-      </w:r>
-      <w:r>
-        <w:t>от</w:t>
-      </w:r>
+      </w:r>
+      <w:r/>
       <w:r>
         <w:rPr>
           <w:spacing w:val="-3"/>
         </w:rPr>
-        <w:t xml:space="preserve"> </w:t>
-      </w:r>
-      <w:r>
-        <w:t>11.02.2026</w:t>
-      </w:r>
+      </w:r>
+      <w:r/>
       <w:r>
         <w:rPr>
           <w:spacing w:val="-5"/>
         </w:rPr>
-        <w:t xml:space="preserve"> </w:t>
-      </w:r>
-      <w:r>
-        <w:t>заявление</w:t>
-      </w:r>
+      </w:r>
+      <w:r/>
       <w:r>
         <w:rPr>
           <w:spacing w:val="-2"/>
         </w:rPr>
-        <w:t xml:space="preserve"> </w:t>
-      </w:r>
-      <w:r>
-        <w:t>оставлено</w:t>
-      </w:r>
+      </w:r>
+      <w:r/>
       <w:r>
         <w:rPr>
           <w:spacing w:val="-5"/>
         </w:rPr>
-        <w:t xml:space="preserve"> </w:t>
-      </w:r>
-      <w:r>
-        <w:t>без</w:t>
-      </w:r>
+      </w:r>
+      <w:r/>
       <w:r>
         <w:rPr>
           <w:spacing w:val="-5"/>
         </w:rPr>
-        <w:t xml:space="preserve"> </w:t>
-      </w:r>
-      <w:r>
-        <w:t>движения</w:t>
-      </w:r>
+      </w:r>
+      <w:r/>
       <w:r>
         <w:rPr>
           <w:spacing w:val="-5"/>
         </w:rPr>
-        <w:t xml:space="preserve"> </w:t>
-      </w:r>
-      <w:r>
-        <w:t>до</w:t>
-      </w:r>
+      </w:r>
+      <w:r/>
       <w:r>
         <w:rPr>
           <w:spacing w:val="-10"/>
         </w:rPr>
-        <w:t xml:space="preserve"> </w:t>
-      </w:r>
-      <w:r>
-        <w:t>17.03.2026. Определение заявителем не испол</w:t>
+      </w:r>
+      <w:r>
+        <w:t xml:space="preserve"> Определение заявителем не испол</w:t>
       </w:r>
       <w:r>
         <w:t>нено.</w:t>
@@ -1428,16 +1313,15 @@
         <w:jc w:val="both"/>
       </w:pPr>
       <w:r>
-        <w:t xml:space="preserve">Предложить заявителю в срок </w:t>
+        <w:t>Предложить заявителю в срок до [98] устранить</w:t>
       </w:r>
       <w:r>
         <w:rPr>
           <w:b/>
         </w:rPr>
-        <w:t xml:space="preserve">до 21.04.2026 </w:t>
-      </w:r>
-      <w:r>
-        <w:t>устранить допущенные нарушения, а именно: представить судебный акт, подтверждающий взыскание задолженности по кредитному договору.</w:t>
+      </w:r>
+      <w:r>
+        <w:t xml:space="preserve"> допущенные нарушения, а именно: представить судебный акт, подтверждающий взыскание задолженности по кредитному договору.</w:t>
       </w:r>
     </w:p>
     <w:p>
@@ -1840,7 +1724,7 @@
       <w:pPr>
         <w:pStyle w:val="a3"/>
         <w:tabs>
-          <w:tab w:val="left" w:pos="8063"/>
+          <w:tab w:pos="9643" w:val="right"/>
         </w:tabs>
         <w:spacing w:before="273"/>
         <w:ind w:right="29"/>
@@ -1851,22 +1735,19 @@
           <w:spacing w:val="-4"/>
         </w:rPr>
         <w:t>Судья</w:t>
-      </w:r>
-      <w:r>
         <w:tab/>
-        <w:t>К.О.</w:t>
-      </w:r>
+        <w:t>[415]</w:t>
+      </w:r>
+      <w:r/>
       <w:r>
         <w:rPr>
           <w:spacing w:val="-3"/>
         </w:rPr>
-        <w:t xml:space="preserve"> </w:t>
       </w:r>
       <w:r>
         <w:rPr>
           <w:spacing w:val="-2"/>
         </w:rPr>
-        <w:t>Панова</w:t>
       </w:r>
     </w:p>
     <w:p>
